--- a/templates/docs/postavka_template.docx
+++ b/templates/docs/postavka_template.docx
@@ -2340,25 +2340,25 @@
                   <w:sz w:val="22"/>
                   <w:szCs w:val="22"/>
                 </w:rPr>
-                <w:t>сетевое зарядное устройство мощностью    6</w:t>
-              </w:r>
-              <w:r>
-                <w:rPr>
-                  <w:rFonts w:ascii="Book Antiqua" w:eastAsia="Book Antiqua" w:hAnsi="Book Antiqua" w:cs="Book Antiqua"/>
-                  <w:color w:val="000000"/>
-                  <w:sz w:val="22"/>
-                  <w:szCs w:val="22"/>
-                </w:rPr>
-                <w:t>9</w:t>
-              </w:r>
-              <w:r>
-                <w:rPr>
-                  <w:rFonts w:ascii="Book Antiqua" w:eastAsia="Book Antiqua" w:hAnsi="Book Antiqua" w:cs="Book Antiqua"/>
-                  <w:color w:val="000000"/>
-                  <w:sz w:val="22"/>
-                  <w:szCs w:val="22"/>
-                </w:rPr>
-                <w:t>.2 V</w:t>
+                <w:t>сетевое зарядное устройство мощностью    69.2 V/  5 Ah –   1  шт.</w:t>
+              </w:r>
+              <w:r>
+                <w:rPr>
+                  <w:rFonts w:ascii="Book Antiqua" w:eastAsia="Book Antiqua" w:hAnsi="Book Antiqua" w:cs="Book Antiqua"/>
+                  <w:color w:val="000000"/>
+                  <w:sz w:val="22"/>
+                  <w:szCs w:val="22"/>
+                </w:rPr>
+                <w:t/>
+              </w:r>
+              <w:r>
+                <w:rPr>
+                  <w:rFonts w:ascii="Book Antiqua" w:eastAsia="Book Antiqua" w:hAnsi="Book Antiqua" w:cs="Book Antiqua"/>
+                  <w:color w:val="000000"/>
+                  <w:sz w:val="22"/>
+                  <w:szCs w:val="22"/>
+                </w:rPr>
+                <w:t/>
               </w:r>
               <w:proofErr w:type="gramStart"/>
               <w:r>
@@ -2368,7 +2368,7 @@
                   <w:sz w:val="22"/>
                   <w:szCs w:val="22"/>
                 </w:rPr>
-                <w:t>/  3</w:t>
+                <w:t/>
               </w:r>
               <w:proofErr w:type="gramEnd"/>
               <w:r>
@@ -2378,7 +2378,7 @@
                   <w:sz w:val="22"/>
                   <w:szCs w:val="22"/>
                 </w:rPr>
-                <w:t xml:space="preserve"> </w:t>
+                <w:t xml:space="preserve"/>
               </w:r>
               <w:proofErr w:type="spellStart"/>
               <w:r>
@@ -2388,7 +2388,7 @@
                   <w:sz w:val="22"/>
                   <w:szCs w:val="22"/>
                 </w:rPr>
-                <w:t>Ah</w:t>
+                <w:t/>
               </w:r>
               <w:proofErr w:type="spellEnd"/>
               <w:r>
@@ -2398,7 +2398,7 @@
                   <w:sz w:val="22"/>
                   <w:szCs w:val="22"/>
                 </w:rPr>
-                <w:t> –   1  шт.</w:t>
+                <w:t/>
               </w:r>
             </w:sdtContent>
           </w:sdt>
@@ -4612,6 +4612,208 @@
       </w:r>
     </w:p>
     <w:p/>
+    <w:p>
+      <w:r>
+        <w:t>2. Подписывая настоящий Акт, Клиент подтверждает, что:</w:t>
+      </w:r>
+    </w:p>
+    <w:p>
+      <w:r>
+        <w:t>осмотрел и проверил комплектацию, оснащение и работоспособность имущества, сверил наименование и номера устройств.</w:t>
+      </w:r>
+    </w:p>
+    <w:p>
+      <w:r>
+        <w:t>3. Настоящий Акт передачи Имущества в аренду является неотъемлемой частью Договора аренды № 011 VB-VV от «21» февраля 2026 г.</w:t>
+      </w:r>
+    </w:p>
+    <w:p>
+      <w:r>
+        <w:t>Подписи Сторон</w:t>
+      </w:r>
+    </w:p>
+    <w:tbl>
+      <w:tblPr>
+        <w:tblStyle w:val="a7"/>
+        <w:tblW w:w="9029" w:type="dxa"/>
+        <w:tblInd w:w="0" w:type="dxa"/>
+        <w:tblBorders>
+          <w:top w:val="single" w:sz="8" w:space="0" w:color="000000"/>
+          <w:left w:val="single" w:sz="8" w:space="0" w:color="000000"/>
+          <w:bottom w:val="single" w:sz="8" w:space="0" w:color="000000"/>
+          <w:right w:val="single" w:sz="8" w:space="0" w:color="000000"/>
+          <w:insideH w:val="single" w:sz="8" w:space="0" w:color="000000"/>
+          <w:insideV w:val="single" w:sz="8" w:space="0" w:color="000000"/>
+        </w:tblBorders>
+        <w:tblLayout w:type="fixed"/>
+        <w:tblLook w:val="0600" w:firstRow="0" w:lastRow="0" w:firstColumn="0" w:lastColumn="0" w:noHBand="1" w:noVBand="1"/>
+      </w:tblPr>
+      <w:tblGrid>
+        <w:gridCol w:w="4514"/>
+        <w:gridCol w:w="4515"/>
+      </w:tblGrid>
+      <w:tr>
+        <w:tc>
+          <w:tcPr>
+            <w:tcW w:w="4514" w:type="dxa"/>
+            <w:tcMar>
+              <w:top w:w="100" w:type="dxa"/>
+              <w:left w:w="100" w:type="dxa"/>
+              <w:bottom w:w="100" w:type="dxa"/>
+              <w:right w:w="100" w:type="dxa"/>
+            </w:tcMar>
+          </w:tcPr>
+          <w:p>
+            <w:pPr>
+              <w:widowControl w:val="0"/>
+              <w:pBdr>
+                <w:top w:val="nil"/>
+                <w:left w:val="nil"/>
+                <w:bottom w:val="nil"/>
+                <w:right w:val="nil"/>
+                <w:between w:val="nil"/>
+              </w:pBdr>
+              <w:spacing w:line="240" w:lineRule="auto"/>
+            </w:pPr>
+            <w:r>
+              <w:t>Арендодатель: ООО “ВАНТА БАЙКС”</w:t>
+            </w:r>
+          </w:p>
+          <w:p>
+            <w:pPr>
+              <w:widowControl w:val="0"/>
+              <w:pBdr>
+                <w:top w:val="nil"/>
+                <w:left w:val="nil"/>
+                <w:bottom w:val="nil"/>
+                <w:right w:val="nil"/>
+                <w:between w:val="nil"/>
+              </w:pBdr>
+              <w:spacing w:line="240" w:lineRule="auto"/>
+            </w:pPr>
+            <w:r>
+              <w:t>Должность/представитель</w:t>
+            </w:r>
+          </w:p>
+          <w:p>
+            <w:pPr>
+              <w:widowControl w:val="0"/>
+              <w:pBdr>
+                <w:top w:val="nil"/>
+                <w:left w:val="nil"/>
+                <w:bottom w:val="nil"/>
+                <w:right w:val="nil"/>
+                <w:between w:val="nil"/>
+              </w:pBdr>
+              <w:spacing w:line="240" w:lineRule="auto"/>
+            </w:pPr>
+          </w:p>
+          <w:p>
+            <w:pPr>
+              <w:widowControl w:val="0"/>
+              <w:pBdr>
+                <w:top w:val="nil"/>
+                <w:left w:val="nil"/>
+                <w:bottom w:val="nil"/>
+                <w:right w:val="nil"/>
+                <w:between w:val="nil"/>
+              </w:pBdr>
+              <w:spacing w:line="240" w:lineRule="auto"/>
+            </w:pPr>
+          </w:p>
+          <w:p>
+            <w:pPr>
+              <w:widowControl w:val="0"/>
+              <w:pBdr>
+                <w:top w:val="nil"/>
+                <w:left w:val="nil"/>
+                <w:bottom w:val="nil"/>
+                <w:right w:val="nil"/>
+                <w:between w:val="nil"/>
+              </w:pBdr>
+              <w:spacing w:line="240" w:lineRule="auto"/>
+            </w:pPr>
+            <w:r>
+              <w:t>_________________ ФИО</w:t>
+            </w:r>
+          </w:p>
+          <w:p>
+            <w:r>
+              <w:t>М.П.</w:t>
+            </w:r>
+          </w:p>
+        </w:tc>
+        <w:tc>
+          <w:tcPr>
+            <w:tcW w:w="4514" w:type="dxa"/>
+            <w:tcMar>
+              <w:top w:w="100" w:type="dxa"/>
+              <w:left w:w="100" w:type="dxa"/>
+              <w:bottom w:w="100" w:type="dxa"/>
+              <w:right w:w="100" w:type="dxa"/>
+            </w:tcMar>
+          </w:tcPr>
+          <w:p>
+            <w:pPr>
+              <w:widowControl w:val="0"/>
+              <w:pBdr>
+                <w:top w:val="nil"/>
+                <w:left w:val="nil"/>
+                <w:bottom w:val="nil"/>
+                <w:right w:val="nil"/>
+                <w:between w:val="nil"/>
+              </w:pBdr>
+              <w:spacing w:line="240" w:lineRule="auto"/>
+            </w:pPr>
+            <w:r>
+              <w:t>Клиент:</w:t>
+            </w:r>
+          </w:p>
+          <w:p>
+            <w:pPr>
+              <w:widowControl w:val="0"/>
+              <w:pBdr>
+                <w:top w:val="nil"/>
+                <w:left w:val="nil"/>
+                <w:bottom w:val="nil"/>
+                <w:right w:val="nil"/>
+                <w:between w:val="nil"/>
+              </w:pBdr>
+              <w:spacing w:line="240" w:lineRule="auto"/>
+            </w:pPr>
+            <w:r>
+              <w:t>Должность/представитель</w:t>
+            </w:r>
+          </w:p>
+          <w:p>
+            <w:pPr>
+              <w:widowControl w:val="0"/>
+              <w:spacing w:line="240" w:lineRule="auto"/>
+            </w:pPr>
+          </w:p>
+          <w:p>
+            <w:pPr>
+              <w:widowControl w:val="0"/>
+              <w:spacing w:line="240" w:lineRule="auto"/>
+            </w:pPr>
+          </w:p>
+          <w:p>
+            <w:pPr>
+              <w:widowControl w:val="0"/>
+              <w:spacing w:line="240" w:lineRule="auto"/>
+            </w:pPr>
+            <w:r>
+              <w:t>_________________ ФИО</w:t>
+            </w:r>
+          </w:p>
+          <w:p>
+            <w:r>
+              <w:t>М.П.</w:t>
+            </w:r>
+          </w:p>
+        </w:tc>
+      </w:tr>
+    </w:tbl>
     <w:sectPr>
       <w:pgSz w:w="11906" w:h="16838"/>
       <w:pgMar w:top="1134" w:right="850" w:bottom="1134" w:left="1701" w:header="708" w:footer="708" w:gutter="0"/>
